--- a/gbakkk5951杂题集/魔法球问题(下)/结论与证明.docx
+++ b/gbakkk5951杂题集/魔法球问题(下)/结论与证明.docx
@@ -25,8 +25,6 @@
         </w:rPr>
         <w:t>魔法球问题</w:t>
       </w:r>
-      <w:bookmarkStart w:id="7" w:name="_GoBack"/>
-      <w:bookmarkEnd w:id="7"/>
     </w:p>
     <w:p>
       <w:pPr>
@@ -89,7 +87,16 @@
           <w:rFonts w:hint="eastAsia"/>
           <w:lang w:val="en-US" w:eastAsia="zh-CN"/>
         </w:rPr>
-        <w:t>个数，我们可以通过二分图的最小路径覆盖来打表找规律，（或者贪心？可以证明方案是唯一的，所以贪心是正确的），接下来我们先证明其存在一种方案使得n个柱子能有</w:t>
+        <w:t>个数，我们可以通过二分图的最小路径覆盖来打表找规律，（或者贪心？可以证明贪心法与构造法结果一致</w:t>
+      </w:r>
+      <w:bookmarkStart w:id="7" w:name="_GoBack"/>
+      <w:bookmarkEnd w:id="7"/>
+      <w:r>
+        <w:rPr>
+          <w:rFonts w:hint="eastAsia"/>
+          <w:lang w:val="en-US" w:eastAsia="zh-CN"/>
+        </w:rPr>
+        <w:t>，所以贪心是正确的），接下来我们先证明其存在一种方案使得n个柱子能有</w:t>
       </w:r>
       <w:r>
         <w:rPr>
@@ -286,6 +293,15 @@
     </w:p>
     <w:p>
       <w:pPr>
+        <w:ind w:firstLine="630" w:firstLineChars="300"/>
+        <w:rPr>
+          <w:rFonts w:hint="eastAsia"/>
+          <w:lang w:val="en-US" w:eastAsia="zh-CN"/>
+        </w:rPr>
+      </w:pPr>
+    </w:p>
+    <w:p>
+      <w:pPr>
         <w:ind w:firstLine="420" w:firstLineChars="0"/>
         <w:rPr>
           <w:rFonts w:hint="eastAsia"/>
@@ -347,6 +363,15 @@
         </w:rPr>
         <w:t xml:space="preserve">  ③ 7  2</w:t>
       </w:r>
+    </w:p>
+    <w:p>
+      <w:pPr>
+        <w:ind w:firstLine="420" w:firstLineChars="0"/>
+        <w:rPr>
+          <w:rFonts w:hint="eastAsia"/>
+          <w:lang w:val="en-US" w:eastAsia="zh-CN"/>
+        </w:rPr>
+      </w:pPr>
     </w:p>
     <w:p>
       <w:pPr>
